--- a/exercises/Bài tập 044 - Will Would Shall.docx
+++ b/exercises/Bài tập 044 - Will Would Shall.docx
@@ -9,6 +9,7 @@
         <w:rPr>
           <w:rFonts w:ascii="Arial" w:hAnsi="Arial" w:cs="Arial"/>
           <w:b/>
+          <w:color w:val="000000"/>
           <w:sz w:val="32"/>
         </w:rPr>
       </w:pPr>
@@ -16,6 +17,7 @@
         <w:rPr>
           <w:rFonts w:ascii="Arial" w:hAnsi="Arial" w:cs="Arial"/>
           <w:b/>
+          <w:color w:val="000000"/>
           <w:sz w:val="32"/>
         </w:rPr>
         <w:t>BÀI TẬP NGÀY 44</w:t>
@@ -28,6 +30,7 @@
         <w:rPr>
           <w:rFonts w:ascii="Arial" w:hAnsi="Arial" w:cs="Arial"/>
           <w:b/>
+          <w:color w:val="000000"/>
           <w:sz w:val="36"/>
         </w:rPr>
       </w:pPr>
@@ -35,651 +38,1745 @@
         <w:rPr>
           <w:rFonts w:ascii="Arial" w:hAnsi="Arial" w:cs="Arial"/>
           <w:b/>
+          <w:color w:val="000000"/>
           <w:sz w:val="36"/>
         </w:rPr>
         <w:t>WILL / WOULD / SHALL</w:t>
       </w:r>
     </w:p>
     <w:p>
-      <w:r>
+      <w:pPr>
+        <w:rPr>
+          <w:color w:val="000000"/>
+        </w:rPr>
+      </w:pPr>
+      <w:r>
+        <w:rPr>
+          <w:color w:val="000000"/>
+        </w:rPr>
         <w:t>Họ và tên: __________________________                         Điểm: ________/100</w:t>
       </w:r>
     </w:p>
     <w:p>
       <w:pPr>
         <w:pStyle w:val="Heading1"/>
-      </w:pPr>
-      <w:r>
+        <w:spacing w:before="60"/>
+      </w:pPr>
+      <w:r>
+        <w:lastRenderedPageBreak/>
         <w:t>PHẦN 1. CHỌN ĐÁP ÁN ĐÚNG (10 điểm)</w:t>
       </w:r>
     </w:p>
     <w:p>
-      <w:r>
+      <w:pPr>
+        <w:keepNext/>
+        <w:spacing w:before="120" w:after="60"/>
+        <w:rPr>
+          <w:color w:val="000000"/>
+        </w:rPr>
+      </w:pPr>
+      <w:r>
+        <w:rPr>
+          <w:color w:val="000000"/>
+        </w:rPr>
         <w:t>1. I think it ______ rain tomorrow.   A. will   B. would   C. shall</w:t>
       </w:r>
     </w:p>
     <w:p>
-      <w:r>
+      <w:pPr>
+        <w:keepNext/>
+        <w:spacing w:before="120" w:after="60"/>
+        <w:rPr>
+          <w:color w:val="000000"/>
+        </w:rPr>
+      </w:pPr>
+      <w:r>
+        <w:rPr>
+          <w:color w:val="000000"/>
+        </w:rPr>
         <w:t>2. The phone is ringing. I ______ answer it.   A. would   B. will   C. shall we</w:t>
       </w:r>
     </w:p>
     <w:p>
-      <w:r>
+      <w:pPr>
+        <w:keepNext/>
+        <w:spacing w:before="120" w:after="60"/>
+        <w:rPr>
+          <w:color w:val="000000"/>
+        </w:rPr>
+      </w:pPr>
+      <w:r>
+        <w:rPr>
+          <w:color w:val="000000"/>
+        </w:rPr>
         <w:t>3. ______ you help me, please? (lịch sự)   A. Would   B. Shall I   C. Do will</w:t>
       </w:r>
     </w:p>
     <w:p>
-      <w:r>
+      <w:pPr>
+        <w:keepNext/>
+        <w:spacing w:before="120" w:after="60"/>
+        <w:rPr>
+          <w:color w:val="000000"/>
+        </w:rPr>
+      </w:pPr>
+      <w:r>
+        <w:rPr>
+          <w:color w:val="000000"/>
+        </w:rPr>
         <w:t>4. ______ you like some coffee?   A. Will to   B. Would   C. Shall</w:t>
       </w:r>
     </w:p>
     <w:p>
-      <w:r>
+      <w:pPr>
+        <w:keepNext/>
+        <w:spacing w:before="120" w:after="60"/>
+        <w:rPr>
+          <w:color w:val="000000"/>
+        </w:rPr>
+      </w:pPr>
+      <w:r>
+        <w:rPr>
+          <w:color w:val="000000"/>
+        </w:rPr>
         <w:t>5. ______ I carry that bag for you?   A. Would you   B. Shall   C. Will we</w:t>
       </w:r>
     </w:p>
     <w:p>
-      <w:r>
+      <w:pPr>
+        <w:keepNext/>
+        <w:spacing w:before="120" w:after="60"/>
+        <w:rPr>
+          <w:color w:val="000000"/>
+        </w:rPr>
+      </w:pPr>
+      <w:r>
+        <w:rPr>
+          <w:color w:val="000000"/>
+        </w:rPr>
         <w:t>6. ______ we go for a walk?   A. Shall   B. Would I   C. Will I</w:t>
       </w:r>
     </w:p>
     <w:p>
-      <w:r>
+      <w:pPr>
+        <w:keepNext/>
+        <w:spacing w:before="120" w:after="60"/>
+        <w:rPr>
+          <w:color w:val="000000"/>
+        </w:rPr>
+      </w:pPr>
+      <w:r>
+        <w:rPr>
+          <w:color w:val="000000"/>
+        </w:rPr>
         <w:t>7. I ______ travel more if I had money.   A. will   B. would   C. shall</w:t>
       </w:r>
     </w:p>
     <w:p>
-      <w:r>
+      <w:pPr>
+        <w:keepNext/>
+        <w:spacing w:before="120" w:after="60"/>
+        <w:rPr>
+          <w:color w:val="000000"/>
+        </w:rPr>
+      </w:pPr>
+      <w:r>
+        <w:rPr>
+          <w:color w:val="000000"/>
+        </w:rPr>
         <w:t>8. When we were children, we ______ play by the river.   A. would   B. shall   C. will</w:t>
       </w:r>
     </w:p>
     <w:p>
-      <w:r>
+      <w:pPr>
+        <w:keepNext/>
+        <w:spacing w:before="120" w:after="60"/>
+        <w:rPr>
+          <w:color w:val="000000"/>
+        </w:rPr>
+      </w:pPr>
+      <w:r>
+        <w:rPr>
+          <w:color w:val="000000"/>
+        </w:rPr>
         <w:t>9. She will ______ you later.   A. calls   B. call   C. to call</w:t>
       </w:r>
     </w:p>
     <w:p>
-      <w:r>
+      <w:pPr>
+        <w:keepNext/>
+        <w:spacing w:before="120" w:after="60"/>
+        <w:rPr>
+          <w:color w:val="000000"/>
+        </w:rPr>
+      </w:pPr>
+      <w:r>
+        <w:rPr>
+          <w:color w:val="000000"/>
+        </w:rPr>
         <w:t>10. He ______ listen to me; he refuses.   A. won't   B. doesn't will   C. shan't to</w:t>
       </w:r>
     </w:p>
     <w:p>
       <w:pPr>
         <w:pStyle w:val="Heading1"/>
+        <w:spacing w:before="240"/>
       </w:pPr>
       <w:r>
         <w:t>PHẦN 2. ĐIỀN WILL, WOULD HOẶC SHALL (10 điểm)</w:t>
       </w:r>
     </w:p>
     <w:p>
-      <w:r>
+      <w:pPr>
+        <w:keepNext/>
+        <w:spacing w:before="120" w:after="60"/>
+        <w:rPr>
+          <w:color w:val="000000"/>
+        </w:rPr>
+      </w:pPr>
+      <w:r>
+        <w:rPr>
+          <w:color w:val="000000"/>
+        </w:rPr>
         <w:t>1. I promise I ______ call you tonight.</w:t>
       </w:r>
     </w:p>
     <w:p>
-      <w:r>
+      <w:pPr>
+        <w:keepNext/>
+        <w:spacing w:before="120" w:after="60"/>
+        <w:rPr>
+          <w:color w:val="000000"/>
+        </w:rPr>
+      </w:pPr>
+      <w:r>
+        <w:rPr>
+          <w:color w:val="000000"/>
+        </w:rPr>
         <w:t>2. ______ you open the door, please? (lịch sự)</w:t>
       </w:r>
     </w:p>
     <w:p>
-      <w:r>
+      <w:pPr>
+        <w:keepNext/>
+        <w:spacing w:before="120" w:after="60"/>
+        <w:rPr>
+          <w:color w:val="000000"/>
+        </w:rPr>
+      </w:pPr>
+      <w:r>
+        <w:rPr>
+          <w:color w:val="000000"/>
+        </w:rPr>
         <w:t>3. ______ I make you a cup of tea?</w:t>
       </w:r>
     </w:p>
     <w:p>
-      <w:r>
+      <w:pPr>
+        <w:keepNext/>
+        <w:spacing w:before="120" w:after="60"/>
+        <w:rPr>
+          <w:color w:val="000000"/>
+        </w:rPr>
+      </w:pPr>
+      <w:r>
+        <w:rPr>
+          <w:color w:val="000000"/>
+        </w:rPr>
         <w:t>4. ______ we meet at seven?</w:t>
       </w:r>
     </w:p>
     <w:p>
-      <w:r>
+      <w:pPr>
+        <w:keepNext/>
+        <w:spacing w:before="120" w:after="60"/>
+        <w:rPr>
+          <w:color w:val="000000"/>
+        </w:rPr>
+      </w:pPr>
+      <w:r>
+        <w:rPr>
+          <w:color w:val="000000"/>
+        </w:rPr>
         <w:t>5. I think Lan ______ pass the exam.</w:t>
       </w:r>
     </w:p>
     <w:p>
-      <w:r>
+      <w:pPr>
+        <w:keepNext/>
+        <w:spacing w:before="120" w:after="60"/>
+        <w:rPr>
+          <w:color w:val="000000"/>
+        </w:rPr>
+      </w:pPr>
+      <w:r>
+        <w:rPr>
+          <w:color w:val="000000"/>
+        </w:rPr>
         <w:t>6. What ______ you do if you won the lottery?</w:t>
       </w:r>
     </w:p>
     <w:p>
-      <w:r>
+      <w:pPr>
+        <w:keepNext/>
+        <w:spacing w:before="120" w:after="60"/>
+        <w:rPr>
+          <w:color w:val="000000"/>
+        </w:rPr>
+      </w:pPr>
+      <w:r>
+        <w:rPr>
+          <w:color w:val="000000"/>
+        </w:rPr>
         <w:t>7. Every evening, my grandfather ______ tell us stories.</w:t>
       </w:r>
     </w:p>
     <w:p>
-      <w:r>
+      <w:pPr>
+        <w:keepNext/>
+        <w:spacing w:before="120" w:after="60"/>
+        <w:rPr>
+          <w:color w:val="000000"/>
+        </w:rPr>
+      </w:pPr>
+      <w:r>
+        <w:rPr>
+          <w:color w:val="000000"/>
+        </w:rPr>
         <w:t>8. ______ you like to sit down?</w:t>
       </w:r>
     </w:p>
     <w:p>
-      <w:r>
+      <w:pPr>
+        <w:keepNext/>
+        <w:spacing w:before="120" w:after="60"/>
+        <w:rPr>
+          <w:color w:val="000000"/>
+        </w:rPr>
+      </w:pPr>
+      <w:r>
+        <w:rPr>
+          <w:color w:val="000000"/>
+        </w:rPr>
         <w:t>9. Don't worry; I ______ help you.</w:t>
       </w:r>
     </w:p>
     <w:p>
-      <w:r>
+      <w:pPr>
+        <w:keepNext/>
+        <w:spacing w:before="120" w:after="60"/>
+        <w:rPr>
+          <w:color w:val="000000"/>
+        </w:rPr>
+      </w:pPr>
+      <w:r>
+        <w:rPr>
+          <w:color w:val="000000"/>
+        </w:rPr>
         <w:t>10. Where ______ we wait?</w:t>
       </w:r>
     </w:p>
     <w:p>
       <w:pPr>
         <w:pStyle w:val="Heading1"/>
+        <w:spacing w:before="240"/>
       </w:pPr>
       <w:r>
         <w:t>PHẦN 3. CHIA ĐỘNG TỪ TRONG NGOẶC (10 điểm)</w:t>
       </w:r>
     </w:p>
     <w:p>
-      <w:r>
+      <w:pPr>
+        <w:keepNext/>
+        <w:spacing w:before="120" w:after="60"/>
+        <w:rPr>
+          <w:color w:val="000000"/>
+        </w:rPr>
+      </w:pPr>
+      <w:r>
+        <w:rPr>
+          <w:color w:val="000000"/>
+        </w:rPr>
         <w:t>1. She will ______ (come) tomorrow.</w:t>
       </w:r>
     </w:p>
     <w:p>
-      <w:r>
+      <w:pPr>
+        <w:keepNext/>
+        <w:spacing w:before="120" w:after="60"/>
+        <w:rPr>
+          <w:color w:val="000000"/>
+        </w:rPr>
+      </w:pPr>
+      <w:r>
+        <w:rPr>
+          <w:color w:val="000000"/>
+        </w:rPr>
         <w:t>2. Would you ______ (wait) here?</w:t>
       </w:r>
     </w:p>
     <w:p>
-      <w:r>
+      <w:pPr>
+        <w:keepNext/>
+        <w:spacing w:before="120" w:after="60"/>
+        <w:rPr>
+          <w:color w:val="000000"/>
+        </w:rPr>
+      </w:pPr>
+      <w:r>
+        <w:rPr>
+          <w:color w:val="000000"/>
+        </w:rPr>
         <w:t>3. Shall we ______ (start) now?</w:t>
       </w:r>
     </w:p>
     <w:p>
-      <w:r>
+      <w:pPr>
+        <w:keepNext/>
+        <w:spacing w:before="120" w:after="60"/>
+        <w:rPr>
+          <w:color w:val="000000"/>
+        </w:rPr>
+      </w:pPr>
+      <w:r>
+        <w:rPr>
+          <w:color w:val="000000"/>
+        </w:rPr>
         <w:t>4. I would ______ (travel) if I had time.</w:t>
       </w:r>
     </w:p>
     <w:p>
-      <w:r>
+      <w:pPr>
+        <w:keepNext/>
+        <w:spacing w:before="120" w:after="60"/>
+        <w:rPr>
+          <w:color w:val="000000"/>
+        </w:rPr>
+      </w:pPr>
+      <w:r>
+        <w:rPr>
+          <w:color w:val="000000"/>
+        </w:rPr>
         <w:t>5. He won't ______ (listen) to me.</w:t>
       </w:r>
     </w:p>
     <w:p>
-      <w:r>
+      <w:pPr>
+        <w:keepNext/>
+        <w:spacing w:before="120" w:after="60"/>
+        <w:rPr>
+          <w:color w:val="000000"/>
+        </w:rPr>
+      </w:pPr>
+      <w:r>
+        <w:rPr>
+          <w:color w:val="000000"/>
+        </w:rPr>
         <w:t>6. Would you like to ______ (join) us?</w:t>
       </w:r>
     </w:p>
     <w:p>
-      <w:r>
+      <w:pPr>
+        <w:keepNext/>
+        <w:spacing w:before="120" w:after="60"/>
+        <w:rPr>
+          <w:color w:val="000000"/>
+        </w:rPr>
+      </w:pPr>
+      <w:r>
+        <w:rPr>
+          <w:color w:val="000000"/>
+        </w:rPr>
         <w:t>7. Shall I ______ (open) the window?</w:t>
       </w:r>
     </w:p>
     <w:p>
-      <w:r>
+      <w:pPr>
+        <w:keepNext/>
+        <w:spacing w:before="120" w:after="60"/>
+        <w:rPr>
+          <w:color w:val="000000"/>
+        </w:rPr>
+      </w:pPr>
+      <w:r>
+        <w:rPr>
+          <w:color w:val="000000"/>
+        </w:rPr>
         <w:t>8. When young, we would ______ (visit) this beach.</w:t>
       </w:r>
     </w:p>
     <w:p>
-      <w:r>
+      <w:pPr>
+        <w:keepNext/>
+        <w:spacing w:before="120" w:after="60"/>
+        <w:rPr>
+          <w:color w:val="000000"/>
+        </w:rPr>
+      </w:pPr>
+      <w:r>
+        <w:rPr>
+          <w:color w:val="000000"/>
+        </w:rPr>
         <w:t>9. They will ______ (be) here soon.</w:t>
       </w:r>
     </w:p>
     <w:p>
-      <w:r>
+      <w:pPr>
+        <w:keepNext/>
+        <w:spacing w:before="120" w:after="60"/>
+        <w:rPr>
+          <w:color w:val="000000"/>
+        </w:rPr>
+      </w:pPr>
+      <w:r>
+        <w:rPr>
+          <w:color w:val="000000"/>
+        </w:rPr>
         <w:t>10. I wouldn't ______ (do) that.</w:t>
       </w:r>
     </w:p>
     <w:p>
       <w:pPr>
         <w:pStyle w:val="Heading1"/>
+        <w:spacing w:before="240"/>
       </w:pPr>
       <w:r>
         <w:t>PHẦN 4. CHUYỂN SANG CÂU PHỦ ĐỊNH (10 điểm)</w:t>
       </w:r>
     </w:p>
     <w:p>
-      <w:r>
+      <w:pPr>
+        <w:keepNext/>
+        <w:spacing w:before="120" w:after="60"/>
+        <w:rPr>
+          <w:color w:val="000000"/>
+        </w:rPr>
+      </w:pPr>
+      <w:r>
+        <w:rPr>
+          <w:color w:val="000000"/>
+        </w:rPr>
         <w:t>1. I will call you. → ______________________________</w:t>
       </w:r>
     </w:p>
     <w:p>
-      <w:r>
+      <w:pPr>
+        <w:keepNext/>
+        <w:spacing w:before="120" w:after="60"/>
+        <w:rPr>
+          <w:color w:val="000000"/>
+        </w:rPr>
+      </w:pPr>
+      <w:r>
+        <w:rPr>
+          <w:color w:val="000000"/>
+        </w:rPr>
         <w:t>2. She will come tomorrow. → ______________________________</w:t>
       </w:r>
     </w:p>
     <w:p>
-      <w:r>
+      <w:pPr>
+        <w:keepNext/>
+        <w:spacing w:before="120" w:after="60"/>
+        <w:rPr>
+          <w:color w:val="000000"/>
+        </w:rPr>
+      </w:pPr>
+      <w:r>
+        <w:rPr>
+          <w:color w:val="000000"/>
+        </w:rPr>
         <w:t>3. They would agree. → ______________________________</w:t>
       </w:r>
     </w:p>
     <w:p>
-      <w:r>
+      <w:pPr>
+        <w:keepNext/>
+        <w:spacing w:before="120" w:after="60"/>
+        <w:rPr>
+          <w:color w:val="000000"/>
+        </w:rPr>
+      </w:pPr>
+      <w:r>
+        <w:rPr>
+          <w:color w:val="000000"/>
+        </w:rPr>
         <w:t>4. Nam would help us. → ______________________________</w:t>
       </w:r>
     </w:p>
     <w:p>
-      <w:r>
+      <w:pPr>
+        <w:keepNext/>
+        <w:spacing w:before="120" w:after="60"/>
+        <w:rPr>
+          <w:color w:val="000000"/>
+        </w:rPr>
+      </w:pPr>
+      <w:r>
+        <w:rPr>
+          <w:color w:val="000000"/>
+        </w:rPr>
         <w:t>5. We will be late. → ______________________________</w:t>
       </w:r>
     </w:p>
     <w:p>
-      <w:r>
+      <w:pPr>
+        <w:keepNext/>
+        <w:spacing w:before="120" w:after="60"/>
+        <w:rPr>
+          <w:color w:val="000000"/>
+        </w:rPr>
+      </w:pPr>
+      <w:r>
+        <w:rPr>
+          <w:color w:val="000000"/>
+        </w:rPr>
         <w:t>6. Lan would buy that dress. → ______________________________</w:t>
       </w:r>
     </w:p>
     <w:p>
-      <w:r>
+      <w:pPr>
+        <w:keepNext/>
+        <w:spacing w:before="120" w:after="60"/>
+        <w:rPr>
+          <w:color w:val="000000"/>
+        </w:rPr>
+      </w:pPr>
+      <w:r>
+        <w:rPr>
+          <w:color w:val="000000"/>
+        </w:rPr>
         <w:t>7. He will listen. → ______________________________</w:t>
       </w:r>
     </w:p>
     <w:p>
-      <w:r>
+      <w:pPr>
+        <w:keepNext/>
+        <w:spacing w:before="120" w:after="60"/>
+        <w:rPr>
+          <w:color w:val="000000"/>
+        </w:rPr>
+      </w:pPr>
+      <w:r>
+        <w:rPr>
+          <w:color w:val="000000"/>
+        </w:rPr>
         <w:t>8. I would do that. → ______________________________</w:t>
       </w:r>
     </w:p>
     <w:p>
-      <w:r>
+      <w:pPr>
+        <w:keepNext/>
+        <w:spacing w:before="120" w:after="60"/>
+        <w:rPr>
+          <w:color w:val="000000"/>
+        </w:rPr>
+      </w:pPr>
+      <w:r>
+        <w:rPr>
+          <w:color w:val="000000"/>
+        </w:rPr>
         <w:t>9. The car will start. → ______________________________</w:t>
       </w:r>
     </w:p>
     <w:p>
-      <w:r>
+      <w:pPr>
+        <w:keepNext/>
+        <w:spacing w:before="120" w:after="60"/>
+        <w:rPr>
+          <w:color w:val="000000"/>
+        </w:rPr>
+      </w:pPr>
+      <w:r>
+        <w:rPr>
+          <w:color w:val="000000"/>
+        </w:rPr>
         <w:t>10. They would stay longer. → ______________________________</w:t>
       </w:r>
     </w:p>
     <w:p>
       <w:pPr>
         <w:pStyle w:val="Heading1"/>
+        <w:spacing w:before="240"/>
       </w:pPr>
       <w:r>
         <w:t>PHẦN 5. HOÀN THÀNH LỜI MỜI/YÊU CẦU (10 điểm)</w:t>
       </w:r>
     </w:p>
     <w:p>
-      <w:r>
+      <w:pPr>
+        <w:keepNext/>
+        <w:spacing w:before="120" w:after="60"/>
+        <w:rPr>
+          <w:color w:val="000000"/>
+        </w:rPr>
+      </w:pPr>
+      <w:r>
+        <w:rPr>
+          <w:color w:val="000000"/>
+        </w:rPr>
         <w:t>1. ______ you close the window, please?</w:t>
       </w:r>
     </w:p>
     <w:p>
-      <w:r>
+      <w:pPr>
+        <w:keepNext/>
+        <w:spacing w:before="120" w:after="60"/>
+        <w:rPr>
+          <w:color w:val="000000"/>
+        </w:rPr>
+      </w:pPr>
+      <w:r>
+        <w:rPr>
+          <w:color w:val="000000"/>
+        </w:rPr>
         <w:t>2. ______ you like some tea?</w:t>
       </w:r>
     </w:p>
     <w:p>
-      <w:r>
+      <w:pPr>
+        <w:keepNext/>
+        <w:spacing w:before="120" w:after="60"/>
+        <w:rPr>
+          <w:color w:val="000000"/>
+        </w:rPr>
+      </w:pPr>
+      <w:r>
+        <w:rPr>
+          <w:color w:val="000000"/>
+        </w:rPr>
         <w:t>3. ______ you like to join us for dinner?</w:t>
       </w:r>
     </w:p>
     <w:p>
-      <w:r>
+      <w:pPr>
+        <w:keepNext/>
+        <w:spacing w:before="120" w:after="60"/>
+        <w:rPr>
+          <w:color w:val="000000"/>
+        </w:rPr>
+      </w:pPr>
+      <w:r>
+        <w:rPr>
+          <w:color w:val="000000"/>
+        </w:rPr>
         <w:t>4. ______ you help me carry this box?</w:t>
       </w:r>
     </w:p>
     <w:p>
-      <w:r>
+      <w:pPr>
+        <w:keepNext/>
+        <w:spacing w:before="120" w:after="60"/>
+        <w:rPr>
+          <w:color w:val="000000"/>
+        </w:rPr>
+      </w:pPr>
+      <w:r>
+        <w:rPr>
+          <w:color w:val="000000"/>
+        </w:rPr>
         <w:t>5. ______ you mind waiting a moment?</w:t>
       </w:r>
     </w:p>
     <w:p>
-      <w:r>
+      <w:pPr>
+        <w:keepNext/>
+        <w:spacing w:before="120" w:after="60"/>
+        <w:rPr>
+          <w:color w:val="000000"/>
+        </w:rPr>
+      </w:pPr>
+      <w:r>
+        <w:rPr>
+          <w:color w:val="000000"/>
+        </w:rPr>
         <w:t>6. ______ I get you some water?</w:t>
       </w:r>
     </w:p>
     <w:p>
-      <w:r>
+      <w:pPr>
+        <w:keepNext/>
+        <w:spacing w:before="120" w:after="60"/>
+        <w:rPr>
+          <w:color w:val="000000"/>
+        </w:rPr>
+      </w:pPr>
+      <w:r>
+        <w:rPr>
+          <w:color w:val="000000"/>
+        </w:rPr>
         <w:t>7. ______ we take a taxi?</w:t>
       </w:r>
     </w:p>
     <w:p>
-      <w:r>
+      <w:pPr>
+        <w:keepNext/>
+        <w:spacing w:before="120" w:after="60"/>
+        <w:rPr>
+          <w:color w:val="000000"/>
+        </w:rPr>
+      </w:pPr>
+      <w:r>
+        <w:rPr>
+          <w:color w:val="000000"/>
+        </w:rPr>
         <w:t>8. ______ I call the doctor?</w:t>
       </w:r>
     </w:p>
     <w:p>
-      <w:r>
+      <w:pPr>
+        <w:keepNext/>
+        <w:spacing w:before="120" w:after="60"/>
+        <w:rPr>
+          <w:color w:val="000000"/>
+        </w:rPr>
+      </w:pPr>
+      <w:r>
+        <w:rPr>
+          <w:color w:val="000000"/>
+        </w:rPr>
         <w:t>9. ______ you please speak more slowly?</w:t>
       </w:r>
     </w:p>
     <w:p>
-      <w:r>
+      <w:pPr>
+        <w:keepNext/>
+        <w:spacing w:before="120" w:after="60"/>
+        <w:rPr>
+          <w:color w:val="000000"/>
+        </w:rPr>
+      </w:pPr>
+      <w:r>
+        <w:rPr>
+          <w:color w:val="000000"/>
+        </w:rPr>
         <w:t>10. ______ we begin the meeting?</w:t>
       </w:r>
     </w:p>
     <w:p>
       <w:pPr>
         <w:pStyle w:val="Heading1"/>
+        <w:spacing w:before="240"/>
       </w:pPr>
       <w:r>
         <w:t>PHẦN 6. VIẾT LẠI CÂU THEO GỢI Ý (10 điểm)</w:t>
       </w:r>
     </w:p>
     <w:p>
-      <w:r>
+      <w:pPr>
+        <w:keepNext/>
+        <w:spacing w:before="120" w:after="60"/>
+        <w:rPr>
+          <w:color w:val="000000"/>
+        </w:rPr>
+      </w:pPr>
+      <w:r>
+        <w:rPr>
+          <w:color w:val="000000"/>
+        </w:rPr>
         <w:t>1. Please help me. (Would) → ______________________________</w:t>
       </w:r>
     </w:p>
     <w:p>
-      <w:r>
+      <w:pPr>
+        <w:keepNext/>
+        <w:spacing w:before="120" w:after="60"/>
+        <w:rPr>
+          <w:color w:val="000000"/>
+        </w:rPr>
+      </w:pPr>
+      <w:r>
+        <w:rPr>
+          <w:color w:val="000000"/>
+        </w:rPr>
         <w:t>2. Do you want some cake? (Would like) → ______________________________</w:t>
       </w:r>
     </w:p>
     <w:p>
-      <w:r>
+      <w:pPr>
+        <w:keepNext/>
+        <w:spacing w:before="120" w:after="60"/>
+        <w:rPr>
+          <w:color w:val="000000"/>
+        </w:rPr>
+      </w:pPr>
+      <w:r>
+        <w:rPr>
+          <w:color w:val="000000"/>
+        </w:rPr>
         <w:t>3. Let's go home. (Shall) → ______________________________</w:t>
       </w:r>
     </w:p>
     <w:p>
-      <w:r>
+      <w:pPr>
+        <w:keepNext/>
+        <w:spacing w:before="120" w:after="60"/>
+        <w:rPr>
+          <w:color w:val="000000"/>
+        </w:rPr>
+      </w:pPr>
+      <w:r>
+        <w:rPr>
+          <w:color w:val="000000"/>
+        </w:rPr>
         <w:t>4. Do you want me to carry your bag? (Shall) → ______________________________</w:t>
       </w:r>
     </w:p>
     <w:p>
-      <w:r>
+      <w:pPr>
+        <w:keepNext/>
+        <w:spacing w:before="120" w:after="60"/>
+        <w:rPr>
+          <w:color w:val="000000"/>
+        </w:rPr>
+      </w:pPr>
+      <w:r>
+        <w:rPr>
+          <w:color w:val="000000"/>
+        </w:rPr>
         <w:t>5. I promise to be on time. (will) → ______________________________</w:t>
       </w:r>
     </w:p>
     <w:p>
-      <w:r>
+      <w:pPr>
+        <w:keepNext/>
+        <w:spacing w:before="120" w:after="60"/>
+        <w:rPr>
+          <w:color w:val="000000"/>
+        </w:rPr>
+      </w:pPr>
+      <w:r>
+        <w:rPr>
+          <w:color w:val="000000"/>
+        </w:rPr>
         <w:t>6. Perhaps the weather will improve. (think/will) → ______________________________</w:t>
       </w:r>
     </w:p>
     <w:p>
-      <w:r>
+      <w:pPr>
+        <w:keepNext/>
+        <w:spacing w:before="120" w:after="60"/>
+        <w:rPr>
+          <w:color w:val="000000"/>
+        </w:rPr>
+      </w:pPr>
+      <w:r>
+        <w:rPr>
+          <w:color w:val="000000"/>
+        </w:rPr>
         <w:t>7. If I had time, I'd learn Spanish. (would) → ______________________________</w:t>
       </w:r>
     </w:p>
     <w:p>
-      <w:r>
+      <w:pPr>
+        <w:keepNext/>
+        <w:spacing w:before="120" w:after="60"/>
+        <w:rPr>
+          <w:color w:val="000000"/>
+        </w:rPr>
+      </w:pPr>
+      <w:r>
+        <w:rPr>
+          <w:color w:val="000000"/>
+        </w:rPr>
         <w:t>8. As children, we often played outside. (would) → ______________________________</w:t>
       </w:r>
     </w:p>
     <w:p>
-      <w:r>
+      <w:pPr>
+        <w:keepNext/>
+        <w:spacing w:before="120" w:after="60"/>
+        <w:rPr>
+          <w:color w:val="000000"/>
+        </w:rPr>
+      </w:pPr>
+      <w:r>
+        <w:rPr>
+          <w:color w:val="000000"/>
+        </w:rPr>
         <w:t>9. Please wait here. (Will) → ______________________________</w:t>
       </w:r>
     </w:p>
     <w:p>
-      <w:r>
+      <w:pPr>
+        <w:keepNext/>
+        <w:spacing w:before="120" w:after="60"/>
+        <w:rPr>
+          <w:color w:val="000000"/>
+        </w:rPr>
+      </w:pPr>
+      <w:r>
+        <w:rPr>
+          <w:color w:val="000000"/>
+        </w:rPr>
         <w:t>10. Let's meet at the station. (Shall) → ______________________________</w:t>
       </w:r>
     </w:p>
     <w:p>
       <w:pPr>
         <w:pStyle w:val="Heading1"/>
+        <w:spacing w:before="240"/>
       </w:pPr>
       <w:r>
         <w:t>PHẦN 7. SỬA LỖI SAI (10 điểm)</w:t>
       </w:r>
     </w:p>
     <w:p>
-      <w:r>
+      <w:pPr>
+        <w:keepNext/>
+        <w:spacing w:before="120" w:after="60"/>
+        <w:rPr>
+          <w:color w:val="000000"/>
+        </w:rPr>
+      </w:pPr>
+      <w:r>
+        <w:rPr>
+          <w:color w:val="000000"/>
+        </w:rPr>
         <w:t>1. She will comes tomorrow. → ______________________________</w:t>
       </w:r>
     </w:p>
     <w:p>
-      <w:r>
+      <w:pPr>
+        <w:keepNext/>
+        <w:spacing w:before="120" w:after="60"/>
+        <w:rPr>
+          <w:color w:val="000000"/>
+        </w:rPr>
+      </w:pPr>
+      <w:r>
+        <w:rPr>
+          <w:color w:val="000000"/>
+        </w:rPr>
         <w:t>2. I will to help you. → ______________________________</w:t>
       </w:r>
     </w:p>
     <w:p>
-      <w:r>
+      <w:pPr>
+        <w:keepNext/>
+        <w:spacing w:before="120" w:after="60"/>
+        <w:rPr>
+          <w:color w:val="000000"/>
+        </w:rPr>
+      </w:pPr>
+      <w:r>
+        <w:rPr>
+          <w:color w:val="000000"/>
+        </w:rPr>
         <w:t>3. Would you to wait here? → ______________________________</w:t>
       </w:r>
     </w:p>
     <w:p>
-      <w:r>
+      <w:pPr>
+        <w:keepNext/>
+        <w:spacing w:before="120" w:after="60"/>
+        <w:rPr>
+          <w:color w:val="000000"/>
+        </w:rPr>
+      </w:pPr>
+      <w:r>
+        <w:rPr>
+          <w:color w:val="000000"/>
+        </w:rPr>
         <w:t>4. Would you like drink tea? → ______________________________</w:t>
       </w:r>
     </w:p>
     <w:p>
-      <w:r>
+      <w:pPr>
+        <w:keepNext/>
+        <w:spacing w:before="120" w:after="60"/>
+        <w:rPr>
+          <w:color w:val="000000"/>
+        </w:rPr>
+      </w:pPr>
+      <w:r>
+        <w:rPr>
+          <w:color w:val="000000"/>
+        </w:rPr>
         <w:t>5. Shall you go for a walk? → ______________________________</w:t>
       </w:r>
     </w:p>
     <w:p>
-      <w:r>
+      <w:pPr>
+        <w:keepNext/>
+        <w:spacing w:before="120" w:after="60"/>
+        <w:rPr>
+          <w:color w:val="000000"/>
+        </w:rPr>
+      </w:pPr>
+      <w:r>
+        <w:rPr>
+          <w:color w:val="000000"/>
+        </w:rPr>
         <w:t>6. I would travels if I had money. → ______________________________</w:t>
       </w:r>
     </w:p>
     <w:p>
-      <w:r>
+      <w:pPr>
+        <w:keepNext/>
+        <w:spacing w:before="120" w:after="60"/>
+        <w:rPr>
+          <w:color w:val="000000"/>
+        </w:rPr>
+      </w:pPr>
+      <w:r>
+        <w:rPr>
+          <w:color w:val="000000"/>
+        </w:rPr>
         <w:t>7. He doesn't will listen. → ______________________________</w:t>
       </w:r>
     </w:p>
     <w:p>
-      <w:r>
+      <w:pPr>
+        <w:keepNext/>
+        <w:spacing w:before="120" w:after="60"/>
+        <w:rPr>
+          <w:color w:val="000000"/>
+        </w:rPr>
+      </w:pPr>
+      <w:r>
+        <w:rPr>
+          <w:color w:val="000000"/>
+        </w:rPr>
         <w:t>8. Shall I to open the door? → ______________________________</w:t>
       </w:r>
     </w:p>
     <w:p>
-      <w:r>
+      <w:pPr>
+        <w:keepNext/>
+        <w:spacing w:before="120" w:after="60"/>
+        <w:rPr>
+          <w:color w:val="000000"/>
+        </w:rPr>
+      </w:pPr>
+      <w:r>
+        <w:rPr>
+          <w:color w:val="000000"/>
+        </w:rPr>
         <w:t>9. When young, we would played outside. → ______________________________</w:t>
       </w:r>
     </w:p>
     <w:p>
-      <w:r>
+      <w:pPr>
+        <w:keepNext/>
+        <w:spacing w:before="120" w:after="60"/>
+        <w:rPr>
+          <w:color w:val="000000"/>
+        </w:rPr>
+      </w:pPr>
+      <w:r>
+        <w:rPr>
+          <w:color w:val="000000"/>
+        </w:rPr>
         <w:t>10. I would be shy when I was a child. (trạng thái kéo dài) → ______________________________</w:t>
       </w:r>
     </w:p>
     <w:p>
       <w:pPr>
         <w:pStyle w:val="Heading1"/>
+        <w:spacing w:before="240"/>
       </w:pPr>
       <w:r>
         <w:t>PHẦN 8. DỊCH SANG TIẾNG ANH (10 điểm)</w:t>
       </w:r>
     </w:p>
     <w:p>
-      <w:r>
+      <w:pPr>
+        <w:keepNext/>
+        <w:spacing w:before="120" w:after="60"/>
+        <w:rPr>
+          <w:color w:val="000000"/>
+        </w:rPr>
+      </w:pPr>
+      <w:r>
+        <w:rPr>
+          <w:color w:val="000000"/>
+        </w:rPr>
         <w:t>1. Tôi nghĩ ngày mai trời sẽ mưa.</w:t>
       </w:r>
     </w:p>
     <w:p>
-      <w:r>
+      <w:pPr>
+        <w:keepNext/>
+        <w:spacing w:before="120" w:after="60"/>
+        <w:rPr>
+          <w:color w:val="000000"/>
+        </w:rPr>
+      </w:pPr>
+      <w:r>
+        <w:rPr>
+          <w:color w:val="000000"/>
+        </w:rPr>
         <w:t>2. Tôi sẽ giúp bạn.</w:t>
       </w:r>
     </w:p>
     <w:p>
-      <w:r>
+      <w:pPr>
+        <w:keepNext/>
+        <w:spacing w:before="120" w:after="60"/>
+        <w:rPr>
+          <w:color w:val="000000"/>
+        </w:rPr>
+      </w:pPr>
+      <w:r>
+        <w:rPr>
+          <w:color w:val="000000"/>
+        </w:rPr>
         <w:t>3. Bạn vui lòng mở cửa sổ được không?</w:t>
       </w:r>
     </w:p>
     <w:p>
-      <w:r>
+      <w:pPr>
+        <w:keepNext/>
+        <w:spacing w:before="120" w:after="60"/>
+        <w:rPr>
+          <w:color w:val="000000"/>
+        </w:rPr>
+      </w:pPr>
+      <w:r>
+        <w:rPr>
+          <w:color w:val="000000"/>
+        </w:rPr>
         <w:t>4. Bạn có muốn uống một ít trà không?</w:t>
       </w:r>
     </w:p>
     <w:p>
-      <w:r>
+      <w:pPr>
+        <w:keepNext/>
+        <w:spacing w:before="120" w:after="60"/>
+        <w:rPr>
+          <w:color w:val="000000"/>
+        </w:rPr>
+      </w:pPr>
+      <w:r>
+        <w:rPr>
+          <w:color w:val="000000"/>
+        </w:rPr>
         <w:t>5. Tôi gọi taxi nhé?</w:t>
       </w:r>
     </w:p>
     <w:p>
-      <w:r>
+      <w:pPr>
+        <w:keepNext/>
+        <w:spacing w:before="120" w:after="60"/>
+        <w:rPr>
+          <w:color w:val="000000"/>
+        </w:rPr>
+      </w:pPr>
+      <w:r>
+        <w:rPr>
+          <w:color w:val="000000"/>
+        </w:rPr>
         <w:t>6. Chúng ta bắt đầu nhé?</w:t>
       </w:r>
     </w:p>
     <w:p>
-      <w:r>
+      <w:pPr>
+        <w:keepNext/>
+        <w:spacing w:before="120" w:after="60"/>
+        <w:rPr>
+          <w:color w:val="000000"/>
+        </w:rPr>
+      </w:pPr>
+      <w:r>
+        <w:rPr>
+          <w:color w:val="000000"/>
+        </w:rPr>
         <w:t>7. Nếu có thời gian, tôi sẽ đi du lịch nhiều hơn.</w:t>
       </w:r>
     </w:p>
     <w:p>
-      <w:r>
+      <w:pPr>
+        <w:keepNext/>
+        <w:spacing w:before="120" w:after="60"/>
+        <w:rPr>
+          <w:color w:val="000000"/>
+        </w:rPr>
+      </w:pPr>
+      <w:r>
+        <w:rPr>
+          <w:color w:val="000000"/>
+        </w:rPr>
         <w:t>8. Khi còn nhỏ, chúng tôi thường chơi ngoài trời mỗi tối.</w:t>
       </w:r>
     </w:p>
     <w:p>
-      <w:r>
+      <w:pPr>
+        <w:keepNext/>
+        <w:spacing w:before="120" w:after="60"/>
+        <w:rPr>
+          <w:color w:val="000000"/>
+        </w:rPr>
+      </w:pPr>
+      <w:r>
+        <w:rPr>
+          <w:color w:val="000000"/>
+        </w:rPr>
         <w:t>9. Anh ấy sẽ không nghe tôi.</w:t>
       </w:r>
     </w:p>
     <w:p>
-      <w:r>
+      <w:pPr>
+        <w:keepNext/>
+        <w:spacing w:before="120" w:after="60"/>
+        <w:rPr>
+          <w:color w:val="000000"/>
+        </w:rPr>
+      </w:pPr>
+      <w:r>
+        <w:rPr>
+          <w:color w:val="000000"/>
+        </w:rPr>
         <w:t>10. Bạn muốn tham gia cùng chúng tôi không?</w:t>
       </w:r>
     </w:p>
     <w:p>
       <w:pPr>
         <w:pStyle w:val="Heading1"/>
+        <w:spacing w:before="240"/>
       </w:pPr>
       <w:r>
         <w:t>PHẦN 9. ĐỌC HIỂU (10 điểm)</w:t>
       </w:r>
     </w:p>
     <w:p>
-      <w:r>
+      <w:pPr>
+        <w:rPr>
+          <w:color w:val="000000"/>
+        </w:rPr>
+      </w:pPr>
+      <w:r>
+        <w:rPr>
+          <w:color w:val="000000"/>
+        </w:rPr>
         <w:t>Đọc đoạn hội thoại:</w:t>
       </w:r>
     </w:p>
     <w:p>
-      <w:r>
+      <w:pPr>
+        <w:rPr>
+          <w:color w:val="000000"/>
+        </w:rPr>
+      </w:pPr>
+      <w:r>
+        <w:rPr>
+          <w:color w:val="000000"/>
+        </w:rPr>
         <w:t>Lan: The weather will be nice tomorrow. Shall we have a picnic?</w:t>
       </w:r>
     </w:p>
     <w:p>
-      <w:r>
+      <w:pPr>
+        <w:rPr>
+          <w:color w:val="000000"/>
+        </w:rPr>
+      </w:pPr>
+      <w:r>
+        <w:rPr>
+          <w:color w:val="000000"/>
+        </w:rPr>
         <w:t>Minh: That sounds great. Where shall we go?</w:t>
       </w:r>
     </w:p>
     <w:p>
-      <w:r>
+      <w:pPr>
+        <w:rPr>
+          <w:color w:val="000000"/>
+        </w:rPr>
+      </w:pPr>
+      <w:r>
+        <w:rPr>
+          <w:color w:val="000000"/>
+        </w:rPr>
         <w:t>Lan: We could go to the lake. Would you bring some drinks?</w:t>
       </w:r>
     </w:p>
     <w:p>
-      <w:r>
+      <w:pPr>
+        <w:rPr>
+          <w:color w:val="000000"/>
+        </w:rPr>
+      </w:pPr>
+      <w:r>
+        <w:rPr>
+          <w:color w:val="000000"/>
+        </w:rPr>
         <w:t>Minh: Of course. I'll bring juice and water. Would you like me to make sandwiches too?</w:t>
       </w:r>
     </w:p>
     <w:p>
-      <w:r>
+      <w:pPr>
+        <w:rPr>
+          <w:color w:val="000000"/>
+        </w:rPr>
+      </w:pPr>
+      <w:r>
+        <w:rPr>
+          <w:color w:val="000000"/>
+        </w:rPr>
         <w:t>Lan: Yes, please. I'll bring fruit. Shall I invite Mai?</w:t>
       </w:r>
     </w:p>
     <w:p>
-      <w:r>
+      <w:pPr>
+        <w:rPr>
+          <w:color w:val="000000"/>
+        </w:rPr>
+      </w:pPr>
+      <w:r>
+        <w:rPr>
+          <w:color w:val="000000"/>
+        </w:rPr>
         <w:t>Minh: Yes. She would love to come.</w:t>
       </w:r>
     </w:p>
     <w:p>
-      <w:r>
+      <w:pPr>
+        <w:rPr>
+          <w:color w:val="000000"/>
+        </w:rPr>
+      </w:pPr>
+      <w:r>
+        <w:rPr>
+          <w:color w:val="000000"/>
+        </w:rPr>
         <w:t>Trả lời câu hỏi:</w:t>
       </w:r>
     </w:p>
     <w:p>
-      <w:r>
+      <w:pPr>
+        <w:keepNext/>
+        <w:spacing w:before="120" w:after="60"/>
+        <w:rPr>
+          <w:color w:val="000000"/>
+        </w:rPr>
+      </w:pPr>
+      <w:r>
+        <w:rPr>
+          <w:color w:val="000000"/>
+        </w:rPr>
         <w:t>1. What will the weather be like?</w:t>
       </w:r>
     </w:p>
     <w:p>
-      <w:r>
+      <w:pPr>
+        <w:keepNext/>
+        <w:spacing w:before="120" w:after="60"/>
+        <w:rPr>
+          <w:color w:val="000000"/>
+        </w:rPr>
+      </w:pPr>
+      <w:r>
+        <w:rPr>
+          <w:color w:val="000000"/>
+        </w:rPr>
         <w:t>2. What does Lan suggest?</w:t>
       </w:r>
     </w:p>
     <w:p>
-      <w:r>
+      <w:pPr>
+        <w:keepNext/>
+        <w:spacing w:before="120" w:after="60"/>
+        <w:rPr>
+          <w:color w:val="000000"/>
+        </w:rPr>
+      </w:pPr>
+      <w:r>
+        <w:rPr>
+          <w:color w:val="000000"/>
+        </w:rPr>
         <w:t>3. Where could they go?</w:t>
       </w:r>
     </w:p>
     <w:p>
-      <w:r>
+      <w:pPr>
+        <w:keepNext/>
+        <w:spacing w:before="120" w:after="60"/>
+        <w:rPr>
+          <w:color w:val="000000"/>
+        </w:rPr>
+      </w:pPr>
+      <w:r>
+        <w:rPr>
+          <w:color w:val="000000"/>
+        </w:rPr>
         <w:t>4. What does Lan ask Minh to bring?</w:t>
       </w:r>
     </w:p>
     <w:p>
-      <w:r>
+      <w:pPr>
+        <w:keepNext/>
+        <w:spacing w:before="120" w:after="60"/>
+        <w:rPr>
+          <w:color w:val="000000"/>
+        </w:rPr>
+      </w:pPr>
+      <w:r>
+        <w:rPr>
+          <w:color w:val="000000"/>
+        </w:rPr>
         <w:t>5. What will Minh bring?</w:t>
       </w:r>
     </w:p>
     <w:p>
-      <w:r>
+      <w:pPr>
+        <w:keepNext/>
+        <w:spacing w:before="120" w:after="60"/>
+        <w:rPr>
+          <w:color w:val="000000"/>
+        </w:rPr>
+      </w:pPr>
+      <w:r>
+        <w:rPr>
+          <w:color w:val="000000"/>
+        </w:rPr>
         <w:t>6. What else does Minh offer to make?</w:t>
       </w:r>
     </w:p>
     <w:p>
-      <w:r>
+      <w:pPr>
+        <w:keepNext/>
+        <w:spacing w:before="120" w:after="60"/>
+        <w:rPr>
+          <w:color w:val="000000"/>
+        </w:rPr>
+      </w:pPr>
+      <w:r>
+        <w:rPr>
+          <w:color w:val="000000"/>
+        </w:rPr>
         <w:t>7. What will Lan bring?</w:t>
       </w:r>
     </w:p>
     <w:p>
-      <w:r>
+      <w:pPr>
+        <w:keepNext/>
+        <w:spacing w:before="120" w:after="60"/>
+        <w:rPr>
+          <w:color w:val="000000"/>
+        </w:rPr>
+      </w:pPr>
+      <w:r>
+        <w:rPr>
+          <w:color w:val="000000"/>
+        </w:rPr>
         <w:t>8. Who does Lan offer to invite?</w:t>
       </w:r>
     </w:p>
     <w:p>
-      <w:r>
+      <w:pPr>
+        <w:keepNext/>
+        <w:spacing w:before="120" w:after="60"/>
+        <w:rPr>
+          <w:color w:val="000000"/>
+        </w:rPr>
+      </w:pPr>
+      <w:r>
+        <w:rPr>
+          <w:color w:val="000000"/>
+        </w:rPr>
         <w:t>9. Would Mai like to come?</w:t>
       </w:r>
     </w:p>
     <w:p>
-      <w:r>
+      <w:pPr>
+        <w:keepNext/>
+        <w:spacing w:before="120" w:after="60"/>
+        <w:rPr>
+          <w:color w:val="000000"/>
+        </w:rPr>
+      </w:pPr>
+      <w:r>
+        <w:rPr>
+          <w:color w:val="000000"/>
+        </w:rPr>
         <w:t>10. Find two questions with shall and two with would.</w:t>
       </w:r>
     </w:p>
     <w:p>
       <w:pPr>
         <w:pStyle w:val="Heading1"/>
+        <w:spacing w:before="240"/>
       </w:pPr>
       <w:r>
         <w:t>PHẦN 10. VIẾT CÂU HOÀN CHỈNH (10 điểm)</w:t>
       </w:r>
     </w:p>
     <w:p>
-      <w:r>
+      <w:pPr>
+        <w:keepNext/>
+        <w:spacing w:before="120" w:after="60"/>
+        <w:rPr>
+          <w:color w:val="000000"/>
+        </w:rPr>
+      </w:pPr>
+      <w:r>
+        <w:rPr>
+          <w:color w:val="000000"/>
+        </w:rPr>
         <w:t>1. I / will / call / you → ______________________________</w:t>
       </w:r>
     </w:p>
     <w:p>
-      <w:r>
+      <w:pPr>
+        <w:keepNext/>
+        <w:spacing w:before="120" w:after="60"/>
+        <w:rPr>
+          <w:color w:val="000000"/>
+        </w:rPr>
+      </w:pPr>
+      <w:r>
+        <w:rPr>
+          <w:color w:val="000000"/>
+        </w:rPr>
         <w:t>2. she / not will / be / late → ______________________________</w:t>
       </w:r>
     </w:p>
     <w:p>
-      <w:r>
+      <w:pPr>
+        <w:keepNext/>
+        <w:spacing w:before="120" w:after="60"/>
+        <w:rPr>
+          <w:color w:val="000000"/>
+        </w:rPr>
+      </w:pPr>
+      <w:r>
+        <w:rPr>
+          <w:color w:val="000000"/>
+        </w:rPr>
         <w:t>3. would / you / help / me / ? → ______________________________</w:t>
       </w:r>
     </w:p>
     <w:p>
-      <w:r>
+      <w:pPr>
+        <w:keepNext/>
+        <w:spacing w:before="120" w:after="60"/>
+        <w:rPr>
+          <w:color w:val="000000"/>
+        </w:rPr>
+      </w:pPr>
+      <w:r>
+        <w:rPr>
+          <w:color w:val="000000"/>
+        </w:rPr>
         <w:t>4. would / you / like / coffee / ? → ______________________________</w:t>
       </w:r>
     </w:p>
     <w:p>
-      <w:r>
+      <w:pPr>
+        <w:keepNext/>
+        <w:spacing w:before="120" w:after="60"/>
+        <w:rPr>
+          <w:color w:val="000000"/>
+        </w:rPr>
+      </w:pPr>
+      <w:r>
+        <w:rPr>
+          <w:color w:val="000000"/>
+        </w:rPr>
         <w:t>5. shall / I / open / door / ? → ______________________________</w:t>
       </w:r>
     </w:p>
     <w:p>
-      <w:r>
+      <w:pPr>
+        <w:keepNext/>
+        <w:spacing w:before="120" w:after="60"/>
+        <w:rPr>
+          <w:color w:val="000000"/>
+        </w:rPr>
+      </w:pPr>
+      <w:r>
+        <w:rPr>
+          <w:color w:val="000000"/>
+        </w:rPr>
         <w:t>6. shall / we / start / now / ? → ______________________________</w:t>
       </w:r>
     </w:p>
     <w:p>
-      <w:r>
+      <w:pPr>
+        <w:keepNext/>
+        <w:spacing w:before="120" w:after="60"/>
+        <w:rPr>
+          <w:color w:val="000000"/>
+        </w:rPr>
+      </w:pPr>
+      <w:r>
+        <w:rPr>
+          <w:color w:val="000000"/>
+        </w:rPr>
         <w:t>7. I / would / travel / if / have money → ______________________________</w:t>
       </w:r>
     </w:p>
     <w:p>
-      <w:r>
+      <w:pPr>
+        <w:keepNext/>
+        <w:spacing w:before="120" w:after="60"/>
+        <w:rPr>
+          <w:color w:val="000000"/>
+        </w:rPr>
+      </w:pPr>
+      <w:r>
+        <w:rPr>
+          <w:color w:val="000000"/>
+        </w:rPr>
         <w:t>8. we / would / play / outside / as children → ______________________________</w:t>
       </w:r>
     </w:p>
     <w:p>
-      <w:r>
+      <w:pPr>
+        <w:keepNext/>
+        <w:spacing w:before="120" w:after="60"/>
+        <w:rPr>
+          <w:color w:val="000000"/>
+        </w:rPr>
+      </w:pPr>
+      <w:r>
+        <w:rPr>
+          <w:color w:val="000000"/>
+        </w:rPr>
         <w:t>9. he / will not / listen → ______________________________</w:t>
       </w:r>
     </w:p>
     <w:p>
-      <w:r>
+      <w:pPr>
+        <w:keepNext/>
+        <w:spacing w:before="120" w:after="60"/>
+        <w:rPr>
+          <w:color w:val="000000"/>
+        </w:rPr>
+      </w:pPr>
+      <w:r>
+        <w:rPr>
+          <w:color w:val="000000"/>
+        </w:rPr>
         <w:t>10. where / shall / we / meet / ? → ______________________________</w:t>
       </w:r>
     </w:p>
     <w:p>
       <w:pPr>
         <w:spacing w:after="160"/>
-      </w:pPr>
-      <w:r>
+        <w:rPr>
+          <w:color w:val="000000"/>
+        </w:rPr>
+      </w:pPr>
+      <w:r>
+        <w:rPr>
+          <w:color w:val="000000"/>
+        </w:rPr>
         <w:br w:type="page"/>
       </w:r>
     </w:p>
     <w:p>
       <w:pPr>
         <w:pStyle w:val="Title"/>
+        <w:keepNext/>
+        <w:pageBreakBefore/>
+        <w:spacing w:after="240"/>
         <w:jc w:val="center"/>
         <w:rPr>
           <w:rFonts w:ascii="Arial" w:hAnsi="Arial" w:cs="Arial"/>
           <w:b/>
+          <w:color w:val="000000"/>
           <w:sz w:val="32"/>
         </w:rPr>
       </w:pPr>
@@ -687,6 +1784,7 @@
         <w:rPr>
           <w:rFonts w:ascii="Arial" w:hAnsi="Arial" w:cs="Arial"/>
           <w:b/>
+          <w:color w:val="000000"/>
           <w:sz w:val="32"/>
         </w:rPr>
         <w:t>ĐÁP ÁN</w:t>
@@ -695,18 +1793,22 @@
     <w:p>
       <w:pPr>
         <w:pStyle w:val="Title"/>
+        <w:keepNext/>
+        <w:spacing w:after="240"/>
         <w:jc w:val="center"/>
         <w:rPr>
           <w:rFonts w:ascii="Arial" w:hAnsi="Arial" w:cs="Arial"/>
           <w:b/>
-          <w:sz w:val="36"/>
+          <w:color w:val="000000"/>
+          <w:sz w:val="30"/>
         </w:rPr>
       </w:pPr>
       <w:r>
         <w:rPr>
           <w:rFonts w:ascii="Arial" w:hAnsi="Arial" w:cs="Arial"/>
           <w:b/>
-          <w:sz w:val="36"/>
+          <w:color w:val="000000"/>
+          <w:sz w:val="30"/>
         </w:rPr>
         <w:t>BÀI TẬP NGÀY 44 – WILL / WOULD / SHALL</w:t>
       </w:r>
@@ -714,584 +1816,1500 @@
     <w:p>
       <w:pPr>
         <w:pStyle w:val="Heading1"/>
+        <w:spacing w:before="0"/>
       </w:pPr>
       <w:r>
         <w:t>PHẦN 1</w:t>
       </w:r>
     </w:p>
     <w:p>
-      <w:r>
+      <w:pPr>
+        <w:spacing w:after="160"/>
+        <w:rPr>
+          <w:color w:val="000000"/>
+        </w:rPr>
+      </w:pPr>
+      <w:r>
+        <w:rPr>
+          <w:color w:val="000000"/>
+        </w:rPr>
         <w:t>1. A</w:t>
       </w:r>
     </w:p>
     <w:p>
-      <w:r>
+      <w:pPr>
+        <w:spacing w:after="160"/>
+        <w:rPr>
+          <w:color w:val="000000"/>
+        </w:rPr>
+      </w:pPr>
+      <w:r>
+        <w:rPr>
+          <w:color w:val="000000"/>
+        </w:rPr>
         <w:t>2. B</w:t>
       </w:r>
     </w:p>
     <w:p>
-      <w:r>
+      <w:pPr>
+        <w:spacing w:after="160"/>
+        <w:rPr>
+          <w:color w:val="000000"/>
+        </w:rPr>
+      </w:pPr>
+      <w:r>
+        <w:rPr>
+          <w:color w:val="000000"/>
+        </w:rPr>
         <w:t>3. A</w:t>
       </w:r>
     </w:p>
     <w:p>
-      <w:r>
+      <w:pPr>
+        <w:spacing w:after="160"/>
+        <w:rPr>
+          <w:color w:val="000000"/>
+        </w:rPr>
+      </w:pPr>
+      <w:r>
+        <w:rPr>
+          <w:color w:val="000000"/>
+        </w:rPr>
         <w:t>4. B</w:t>
       </w:r>
     </w:p>
     <w:p>
-      <w:r>
+      <w:pPr>
+        <w:spacing w:after="160"/>
+        <w:rPr>
+          <w:color w:val="000000"/>
+        </w:rPr>
+      </w:pPr>
+      <w:r>
+        <w:rPr>
+          <w:color w:val="000000"/>
+        </w:rPr>
         <w:t>5. B</w:t>
       </w:r>
     </w:p>
     <w:p>
-      <w:r>
+      <w:pPr>
+        <w:spacing w:after="160"/>
+        <w:rPr>
+          <w:color w:val="000000"/>
+        </w:rPr>
+      </w:pPr>
+      <w:r>
+        <w:rPr>
+          <w:color w:val="000000"/>
+        </w:rPr>
         <w:t>6. A</w:t>
       </w:r>
     </w:p>
     <w:p>
-      <w:r>
+      <w:pPr>
+        <w:spacing w:after="160"/>
+        <w:rPr>
+          <w:color w:val="000000"/>
+        </w:rPr>
+      </w:pPr>
+      <w:r>
+        <w:rPr>
+          <w:color w:val="000000"/>
+        </w:rPr>
         <w:t>7. B</w:t>
       </w:r>
     </w:p>
     <w:p>
-      <w:r>
+      <w:pPr>
+        <w:spacing w:after="160"/>
+        <w:rPr>
+          <w:color w:val="000000"/>
+        </w:rPr>
+      </w:pPr>
+      <w:r>
+        <w:rPr>
+          <w:color w:val="000000"/>
+        </w:rPr>
         <w:t>8. A</w:t>
       </w:r>
     </w:p>
     <w:p>
-      <w:r>
+      <w:pPr>
+        <w:spacing w:after="160"/>
+        <w:rPr>
+          <w:color w:val="000000"/>
+        </w:rPr>
+      </w:pPr>
+      <w:r>
+        <w:rPr>
+          <w:color w:val="000000"/>
+        </w:rPr>
         <w:t>9. B</w:t>
       </w:r>
     </w:p>
     <w:p>
-      <w:r>
+      <w:pPr>
+        <w:spacing w:after="160"/>
+        <w:rPr>
+          <w:color w:val="000000"/>
+        </w:rPr>
+      </w:pPr>
+      <w:r>
+        <w:rPr>
+          <w:color w:val="000000"/>
+        </w:rPr>
         <w:t>10. A</w:t>
       </w:r>
     </w:p>
     <w:p>
       <w:pPr>
         <w:pStyle w:val="Heading1"/>
+        <w:spacing w:before="240"/>
       </w:pPr>
       <w:r>
         <w:t>PHẦN 2</w:t>
       </w:r>
     </w:p>
     <w:p>
-      <w:r>
+      <w:pPr>
+        <w:spacing w:after="160"/>
+        <w:rPr>
+          <w:color w:val="000000"/>
+        </w:rPr>
+      </w:pPr>
+      <w:r>
+        <w:rPr>
+          <w:color w:val="000000"/>
+        </w:rPr>
         <w:t>1. will</w:t>
       </w:r>
     </w:p>
     <w:p>
-      <w:r>
+      <w:pPr>
+        <w:spacing w:after="160"/>
+        <w:rPr>
+          <w:color w:val="000000"/>
+        </w:rPr>
+      </w:pPr>
+      <w:r>
+        <w:rPr>
+          <w:color w:val="000000"/>
+        </w:rPr>
         <w:t>2. Would</w:t>
       </w:r>
     </w:p>
     <w:p>
-      <w:r>
+      <w:pPr>
+        <w:spacing w:after="160"/>
+        <w:rPr>
+          <w:color w:val="000000"/>
+        </w:rPr>
+      </w:pPr>
+      <w:r>
+        <w:rPr>
+          <w:color w:val="000000"/>
+        </w:rPr>
         <w:t>3. Shall</w:t>
       </w:r>
     </w:p>
     <w:p>
-      <w:r>
+      <w:pPr>
+        <w:spacing w:after="160"/>
+        <w:rPr>
+          <w:color w:val="000000"/>
+        </w:rPr>
+      </w:pPr>
+      <w:r>
+        <w:rPr>
+          <w:color w:val="000000"/>
+        </w:rPr>
         <w:t>4. Shall</w:t>
       </w:r>
     </w:p>
     <w:p>
-      <w:r>
+      <w:pPr>
+        <w:spacing w:after="160"/>
+        <w:rPr>
+          <w:color w:val="000000"/>
+        </w:rPr>
+      </w:pPr>
+      <w:r>
+        <w:rPr>
+          <w:color w:val="000000"/>
+        </w:rPr>
         <w:t>5. will</w:t>
       </w:r>
     </w:p>
     <w:p>
-      <w:r>
+      <w:pPr>
+        <w:spacing w:after="160"/>
+        <w:rPr>
+          <w:color w:val="000000"/>
+        </w:rPr>
+      </w:pPr>
+      <w:r>
+        <w:rPr>
+          <w:color w:val="000000"/>
+        </w:rPr>
         <w:t>6. would</w:t>
       </w:r>
     </w:p>
     <w:p>
-      <w:r>
+      <w:pPr>
+        <w:spacing w:after="160"/>
+        <w:rPr>
+          <w:color w:val="000000"/>
+        </w:rPr>
+      </w:pPr>
+      <w:r>
+        <w:rPr>
+          <w:color w:val="000000"/>
+        </w:rPr>
         <w:t>7. would</w:t>
       </w:r>
     </w:p>
     <w:p>
-      <w:r>
+      <w:pPr>
+        <w:spacing w:after="160"/>
+        <w:rPr>
+          <w:color w:val="000000"/>
+        </w:rPr>
+      </w:pPr>
+      <w:r>
+        <w:rPr>
+          <w:color w:val="000000"/>
+        </w:rPr>
         <w:t>8. Would</w:t>
       </w:r>
     </w:p>
     <w:p>
-      <w:r>
+      <w:pPr>
+        <w:spacing w:after="160"/>
+        <w:rPr>
+          <w:color w:val="000000"/>
+        </w:rPr>
+      </w:pPr>
+      <w:r>
+        <w:rPr>
+          <w:color w:val="000000"/>
+        </w:rPr>
         <w:t>9. will</w:t>
       </w:r>
     </w:p>
     <w:p>
-      <w:r>
+      <w:pPr>
+        <w:spacing w:after="160"/>
+        <w:rPr>
+          <w:color w:val="000000"/>
+        </w:rPr>
+      </w:pPr>
+      <w:r>
+        <w:rPr>
+          <w:color w:val="000000"/>
+        </w:rPr>
         <w:t>10. shall</w:t>
       </w:r>
     </w:p>
     <w:p>
       <w:pPr>
         <w:pStyle w:val="Heading1"/>
+        <w:spacing w:before="240"/>
       </w:pPr>
       <w:r>
         <w:t>PHẦN 3</w:t>
       </w:r>
     </w:p>
     <w:p>
-      <w:r>
+      <w:pPr>
+        <w:spacing w:after="160"/>
+        <w:rPr>
+          <w:color w:val="000000"/>
+        </w:rPr>
+      </w:pPr>
+      <w:r>
+        <w:rPr>
+          <w:color w:val="000000"/>
+        </w:rPr>
         <w:t>1. come</w:t>
       </w:r>
     </w:p>
     <w:p>
-      <w:r>
+      <w:pPr>
+        <w:spacing w:after="160"/>
+        <w:rPr>
+          <w:color w:val="000000"/>
+        </w:rPr>
+      </w:pPr>
+      <w:r>
+        <w:rPr>
+          <w:color w:val="000000"/>
+        </w:rPr>
         <w:t>2. wait</w:t>
       </w:r>
     </w:p>
     <w:p>
-      <w:r>
+      <w:pPr>
+        <w:spacing w:after="160"/>
+        <w:rPr>
+          <w:color w:val="000000"/>
+        </w:rPr>
+      </w:pPr>
+      <w:r>
+        <w:rPr>
+          <w:color w:val="000000"/>
+        </w:rPr>
         <w:t>3. start</w:t>
       </w:r>
     </w:p>
     <w:p>
-      <w:r>
+      <w:pPr>
+        <w:spacing w:after="160"/>
+        <w:rPr>
+          <w:color w:val="000000"/>
+        </w:rPr>
+      </w:pPr>
+      <w:r>
+        <w:rPr>
+          <w:color w:val="000000"/>
+        </w:rPr>
         <w:t>4. travel</w:t>
       </w:r>
     </w:p>
     <w:p>
-      <w:r>
+      <w:pPr>
+        <w:spacing w:after="160"/>
+        <w:rPr>
+          <w:color w:val="000000"/>
+        </w:rPr>
+      </w:pPr>
+      <w:r>
+        <w:rPr>
+          <w:color w:val="000000"/>
+        </w:rPr>
         <w:t>5. listen</w:t>
       </w:r>
     </w:p>
     <w:p>
-      <w:r>
+      <w:pPr>
+        <w:spacing w:after="160"/>
+        <w:rPr>
+          <w:color w:val="000000"/>
+        </w:rPr>
+      </w:pPr>
+      <w:r>
+        <w:rPr>
+          <w:color w:val="000000"/>
+        </w:rPr>
         <w:t>6. join</w:t>
       </w:r>
     </w:p>
     <w:p>
-      <w:r>
+      <w:pPr>
+        <w:spacing w:after="160"/>
+        <w:rPr>
+          <w:color w:val="000000"/>
+        </w:rPr>
+      </w:pPr>
+      <w:r>
+        <w:rPr>
+          <w:color w:val="000000"/>
+        </w:rPr>
         <w:t>7. open</w:t>
       </w:r>
     </w:p>
     <w:p>
-      <w:r>
+      <w:pPr>
+        <w:spacing w:after="160"/>
+        <w:rPr>
+          <w:color w:val="000000"/>
+        </w:rPr>
+      </w:pPr>
+      <w:r>
+        <w:rPr>
+          <w:color w:val="000000"/>
+        </w:rPr>
         <w:t>8. visit</w:t>
       </w:r>
     </w:p>
     <w:p>
-      <w:r>
+      <w:pPr>
+        <w:spacing w:after="160"/>
+        <w:rPr>
+          <w:color w:val="000000"/>
+        </w:rPr>
+      </w:pPr>
+      <w:r>
+        <w:rPr>
+          <w:color w:val="000000"/>
+        </w:rPr>
         <w:t>9. be</w:t>
       </w:r>
     </w:p>
     <w:p>
-      <w:r>
+      <w:pPr>
+        <w:spacing w:after="160"/>
+        <w:rPr>
+          <w:color w:val="000000"/>
+        </w:rPr>
+      </w:pPr>
+      <w:r>
+        <w:rPr>
+          <w:color w:val="000000"/>
+        </w:rPr>
         <w:t>10. do</w:t>
       </w:r>
     </w:p>
     <w:p>
       <w:pPr>
         <w:pStyle w:val="Heading1"/>
+        <w:spacing w:before="240"/>
       </w:pPr>
       <w:r>
         <w:t>PHẦN 4</w:t>
       </w:r>
     </w:p>
     <w:p>
-      <w:r>
+      <w:pPr>
+        <w:spacing w:after="160"/>
+        <w:rPr>
+          <w:color w:val="000000"/>
+        </w:rPr>
+      </w:pPr>
+      <w:r>
+        <w:rPr>
+          <w:color w:val="000000"/>
+        </w:rPr>
         <w:t>1. I won't call you.</w:t>
       </w:r>
     </w:p>
     <w:p>
-      <w:r>
+      <w:pPr>
+        <w:spacing w:after="160"/>
+        <w:rPr>
+          <w:color w:val="000000"/>
+        </w:rPr>
+      </w:pPr>
+      <w:r>
+        <w:rPr>
+          <w:color w:val="000000"/>
+        </w:rPr>
         <w:t>2. She won't come tomorrow.</w:t>
       </w:r>
     </w:p>
     <w:p>
-      <w:r>
+      <w:pPr>
+        <w:spacing w:after="160"/>
+        <w:rPr>
+          <w:color w:val="000000"/>
+        </w:rPr>
+      </w:pPr>
+      <w:r>
+        <w:rPr>
+          <w:color w:val="000000"/>
+        </w:rPr>
         <w:t>3. They wouldn't agree.</w:t>
       </w:r>
     </w:p>
     <w:p>
-      <w:r>
+      <w:pPr>
+        <w:spacing w:after="160"/>
+        <w:rPr>
+          <w:color w:val="000000"/>
+        </w:rPr>
+      </w:pPr>
+      <w:r>
+        <w:rPr>
+          <w:color w:val="000000"/>
+        </w:rPr>
         <w:t>4. Nam wouldn't help us.</w:t>
       </w:r>
     </w:p>
     <w:p>
-      <w:r>
+      <w:pPr>
+        <w:spacing w:after="160"/>
+        <w:rPr>
+          <w:color w:val="000000"/>
+        </w:rPr>
+      </w:pPr>
+      <w:r>
+        <w:rPr>
+          <w:color w:val="000000"/>
+        </w:rPr>
         <w:t>5. We won't be late.</w:t>
       </w:r>
     </w:p>
     <w:p>
-      <w:r>
+      <w:pPr>
+        <w:spacing w:after="160"/>
+        <w:rPr>
+          <w:color w:val="000000"/>
+        </w:rPr>
+      </w:pPr>
+      <w:r>
+        <w:rPr>
+          <w:color w:val="000000"/>
+        </w:rPr>
         <w:t>6. Lan wouldn't buy that dress.</w:t>
       </w:r>
     </w:p>
     <w:p>
-      <w:r>
+      <w:pPr>
+        <w:spacing w:after="160"/>
+        <w:rPr>
+          <w:color w:val="000000"/>
+        </w:rPr>
+      </w:pPr>
+      <w:r>
+        <w:rPr>
+          <w:color w:val="000000"/>
+        </w:rPr>
         <w:t>7. He won't listen.</w:t>
       </w:r>
     </w:p>
     <w:p>
-      <w:r>
+      <w:pPr>
+        <w:spacing w:after="160"/>
+        <w:rPr>
+          <w:color w:val="000000"/>
+        </w:rPr>
+      </w:pPr>
+      <w:r>
+        <w:rPr>
+          <w:color w:val="000000"/>
+        </w:rPr>
         <w:t>8. I wouldn't do that.</w:t>
       </w:r>
     </w:p>
     <w:p>
-      <w:r>
+      <w:pPr>
+        <w:spacing w:after="160"/>
+        <w:rPr>
+          <w:color w:val="000000"/>
+        </w:rPr>
+      </w:pPr>
+      <w:r>
+        <w:rPr>
+          <w:color w:val="000000"/>
+        </w:rPr>
         <w:t>9. The car won't start.</w:t>
       </w:r>
     </w:p>
     <w:p>
-      <w:r>
+      <w:pPr>
+        <w:spacing w:after="160"/>
+        <w:rPr>
+          <w:color w:val="000000"/>
+        </w:rPr>
+      </w:pPr>
+      <w:r>
+        <w:rPr>
+          <w:color w:val="000000"/>
+        </w:rPr>
         <w:t>10. They wouldn't stay longer.</w:t>
       </w:r>
     </w:p>
     <w:p>
       <w:pPr>
         <w:pStyle w:val="Heading1"/>
+        <w:spacing w:before="240"/>
       </w:pPr>
       <w:r>
         <w:t>PHẦN 5</w:t>
       </w:r>
     </w:p>
     <w:p>
-      <w:r>
+      <w:pPr>
+        <w:spacing w:after="160"/>
+        <w:rPr>
+          <w:color w:val="000000"/>
+        </w:rPr>
+      </w:pPr>
+      <w:r>
+        <w:rPr>
+          <w:color w:val="000000"/>
+        </w:rPr>
         <w:t>1. Would</w:t>
       </w:r>
     </w:p>
     <w:p>
-      <w:r>
+      <w:pPr>
+        <w:spacing w:after="160"/>
+        <w:rPr>
+          <w:color w:val="000000"/>
+        </w:rPr>
+      </w:pPr>
+      <w:r>
+        <w:rPr>
+          <w:color w:val="000000"/>
+        </w:rPr>
         <w:t>2. Would</w:t>
       </w:r>
     </w:p>
     <w:p>
-      <w:r>
+      <w:pPr>
+        <w:spacing w:after="160"/>
+        <w:rPr>
+          <w:color w:val="000000"/>
+        </w:rPr>
+      </w:pPr>
+      <w:r>
+        <w:rPr>
+          <w:color w:val="000000"/>
+        </w:rPr>
         <w:t>3. Would</w:t>
       </w:r>
     </w:p>
     <w:p>
-      <w:r>
+      <w:pPr>
+        <w:spacing w:after="160"/>
+        <w:rPr>
+          <w:color w:val="000000"/>
+        </w:rPr>
+      </w:pPr>
+      <w:r>
+        <w:rPr>
+          <w:color w:val="000000"/>
+        </w:rPr>
         <w:t>4. Would</w:t>
       </w:r>
     </w:p>
     <w:p>
-      <w:r>
+      <w:pPr>
+        <w:spacing w:after="160"/>
+        <w:rPr>
+          <w:color w:val="000000"/>
+        </w:rPr>
+      </w:pPr>
+      <w:r>
+        <w:rPr>
+          <w:color w:val="000000"/>
+        </w:rPr>
         <w:t>5. Would</w:t>
       </w:r>
     </w:p>
     <w:p>
-      <w:r>
+      <w:pPr>
+        <w:spacing w:after="160"/>
+        <w:rPr>
+          <w:color w:val="000000"/>
+        </w:rPr>
+      </w:pPr>
+      <w:r>
+        <w:rPr>
+          <w:color w:val="000000"/>
+        </w:rPr>
         <w:t>6. Shall</w:t>
       </w:r>
     </w:p>
     <w:p>
-      <w:r>
+      <w:pPr>
+        <w:spacing w:after="160"/>
+        <w:rPr>
+          <w:color w:val="000000"/>
+        </w:rPr>
+      </w:pPr>
+      <w:r>
+        <w:rPr>
+          <w:color w:val="000000"/>
+        </w:rPr>
         <w:t>7. Shall</w:t>
       </w:r>
     </w:p>
     <w:p>
-      <w:r>
+      <w:pPr>
+        <w:spacing w:after="160"/>
+        <w:rPr>
+          <w:color w:val="000000"/>
+        </w:rPr>
+      </w:pPr>
+      <w:r>
+        <w:rPr>
+          <w:color w:val="000000"/>
+        </w:rPr>
         <w:t>8. Shall</w:t>
       </w:r>
     </w:p>
     <w:p>
-      <w:r>
+      <w:pPr>
+        <w:spacing w:after="160"/>
+        <w:rPr>
+          <w:color w:val="000000"/>
+        </w:rPr>
+      </w:pPr>
+      <w:r>
+        <w:rPr>
+          <w:color w:val="000000"/>
+        </w:rPr>
         <w:t>9. Would/Will</w:t>
       </w:r>
     </w:p>
     <w:p>
-      <w:r>
+      <w:pPr>
+        <w:spacing w:after="160"/>
+        <w:rPr>
+          <w:color w:val="000000"/>
+        </w:rPr>
+      </w:pPr>
+      <w:r>
+        <w:rPr>
+          <w:color w:val="000000"/>
+        </w:rPr>
         <w:t>10. Shall</w:t>
       </w:r>
     </w:p>
     <w:p>
       <w:pPr>
         <w:pStyle w:val="Heading1"/>
+        <w:spacing w:before="240"/>
       </w:pPr>
       <w:r>
         <w:t>PHẦN 6</w:t>
       </w:r>
     </w:p>
     <w:p>
-      <w:r>
+      <w:pPr>
+        <w:spacing w:after="160"/>
+        <w:rPr>
+          <w:color w:val="000000"/>
+        </w:rPr>
+      </w:pPr>
+      <w:r>
+        <w:rPr>
+          <w:color w:val="000000"/>
+        </w:rPr>
         <w:t>1. Would you help me?</w:t>
       </w:r>
     </w:p>
     <w:p>
-      <w:r>
+      <w:pPr>
+        <w:spacing w:after="160"/>
+        <w:rPr>
+          <w:color w:val="000000"/>
+        </w:rPr>
+      </w:pPr>
+      <w:r>
+        <w:rPr>
+          <w:color w:val="000000"/>
+        </w:rPr>
         <w:t>2. Would you like some cake?</w:t>
       </w:r>
     </w:p>
     <w:p>
-      <w:r>
+      <w:pPr>
+        <w:spacing w:after="160"/>
+        <w:rPr>
+          <w:color w:val="000000"/>
+        </w:rPr>
+      </w:pPr>
+      <w:r>
+        <w:rPr>
+          <w:color w:val="000000"/>
+        </w:rPr>
         <w:t>3. Shall we go home?</w:t>
       </w:r>
     </w:p>
     <w:p>
-      <w:r>
+      <w:pPr>
+        <w:spacing w:after="160"/>
+        <w:rPr>
+          <w:color w:val="000000"/>
+        </w:rPr>
+      </w:pPr>
+      <w:r>
+        <w:rPr>
+          <w:color w:val="000000"/>
+        </w:rPr>
         <w:t>4. Shall I carry your bag?</w:t>
       </w:r>
     </w:p>
     <w:p>
-      <w:r>
+      <w:pPr>
+        <w:spacing w:after="160"/>
+        <w:rPr>
+          <w:color w:val="000000"/>
+        </w:rPr>
+      </w:pPr>
+      <w:r>
+        <w:rPr>
+          <w:color w:val="000000"/>
+        </w:rPr>
         <w:t>5. I will be on time.</w:t>
       </w:r>
     </w:p>
     <w:p>
-      <w:r>
+      <w:pPr>
+        <w:spacing w:after="160"/>
+        <w:rPr>
+          <w:color w:val="000000"/>
+        </w:rPr>
+      </w:pPr>
+      <w:r>
+        <w:rPr>
+          <w:color w:val="000000"/>
+        </w:rPr>
         <w:t>6. I think the weather will improve.</w:t>
       </w:r>
     </w:p>
     <w:p>
-      <w:r>
+      <w:pPr>
+        <w:spacing w:after="160"/>
+        <w:rPr>
+          <w:color w:val="000000"/>
+        </w:rPr>
+      </w:pPr>
+      <w:r>
+        <w:rPr>
+          <w:color w:val="000000"/>
+        </w:rPr>
         <w:t>7. I would learn Spanish if I had time.</w:t>
       </w:r>
     </w:p>
     <w:p>
-      <w:r>
+      <w:pPr>
+        <w:spacing w:after="160"/>
+        <w:rPr>
+          <w:color w:val="000000"/>
+        </w:rPr>
+      </w:pPr>
+      <w:r>
+        <w:rPr>
+          <w:color w:val="000000"/>
+        </w:rPr>
         <w:t>8. As children, we would play outside.</w:t>
       </w:r>
     </w:p>
     <w:p>
-      <w:r>
+      <w:pPr>
+        <w:spacing w:after="160"/>
+        <w:rPr>
+          <w:color w:val="000000"/>
+        </w:rPr>
+      </w:pPr>
+      <w:r>
+        <w:rPr>
+          <w:color w:val="000000"/>
+        </w:rPr>
         <w:t>9. Will you wait here?</w:t>
       </w:r>
     </w:p>
     <w:p>
-      <w:r>
+      <w:pPr>
+        <w:spacing w:after="160"/>
+        <w:rPr>
+          <w:color w:val="000000"/>
+        </w:rPr>
+      </w:pPr>
+      <w:r>
+        <w:rPr>
+          <w:color w:val="000000"/>
+        </w:rPr>
         <w:t>10. Shall we meet at the station?</w:t>
       </w:r>
     </w:p>
     <w:p>
       <w:pPr>
         <w:pStyle w:val="Heading1"/>
+        <w:spacing w:before="240"/>
       </w:pPr>
       <w:r>
         <w:t>PHẦN 7</w:t>
       </w:r>
     </w:p>
     <w:p>
-      <w:r>
+      <w:pPr>
+        <w:spacing w:after="160"/>
+        <w:rPr>
+          <w:color w:val="000000"/>
+        </w:rPr>
+      </w:pPr>
+      <w:r>
+        <w:rPr>
+          <w:color w:val="000000"/>
+        </w:rPr>
         <w:t>1. She will come tomorrow.</w:t>
       </w:r>
     </w:p>
     <w:p>
-      <w:r>
+      <w:pPr>
+        <w:spacing w:after="160"/>
+        <w:rPr>
+          <w:color w:val="000000"/>
+        </w:rPr>
+      </w:pPr>
+      <w:r>
+        <w:rPr>
+          <w:color w:val="000000"/>
+        </w:rPr>
         <w:t>2. I will help you.</w:t>
       </w:r>
     </w:p>
     <w:p>
-      <w:r>
+      <w:pPr>
+        <w:spacing w:after="160"/>
+        <w:rPr>
+          <w:color w:val="000000"/>
+        </w:rPr>
+      </w:pPr>
+      <w:r>
+        <w:rPr>
+          <w:color w:val="000000"/>
+        </w:rPr>
         <w:t>3. Would you wait here?</w:t>
       </w:r>
     </w:p>
     <w:p>
-      <w:r>
+      <w:pPr>
+        <w:spacing w:after="160"/>
+        <w:rPr>
+          <w:color w:val="000000"/>
+        </w:rPr>
+      </w:pPr>
+      <w:r>
+        <w:rPr>
+          <w:color w:val="000000"/>
+        </w:rPr>
         <w:t>4. Would you like to drink tea?</w:t>
       </w:r>
     </w:p>
     <w:p>
-      <w:r>
+      <w:pPr>
+        <w:spacing w:after="160"/>
+        <w:rPr>
+          <w:color w:val="000000"/>
+        </w:rPr>
+      </w:pPr>
+      <w:r>
+        <w:rPr>
+          <w:color w:val="000000"/>
+        </w:rPr>
         <w:t>5. Shall we go for a walk?</w:t>
       </w:r>
     </w:p>
     <w:p>
-      <w:r>
+      <w:pPr>
+        <w:spacing w:after="160"/>
+        <w:rPr>
+          <w:color w:val="000000"/>
+        </w:rPr>
+      </w:pPr>
+      <w:r>
+        <w:rPr>
+          <w:color w:val="000000"/>
+        </w:rPr>
         <w:t>6. I would travel if I had money.</w:t>
       </w:r>
     </w:p>
     <w:p>
-      <w:r>
+      <w:pPr>
+        <w:spacing w:after="160"/>
+        <w:rPr>
+          <w:color w:val="000000"/>
+        </w:rPr>
+      </w:pPr>
+      <w:r>
+        <w:rPr>
+          <w:color w:val="000000"/>
+        </w:rPr>
         <w:t>7. He won't listen.</w:t>
       </w:r>
     </w:p>
     <w:p>
-      <w:r>
+      <w:pPr>
+        <w:spacing w:after="160"/>
+        <w:rPr>
+          <w:color w:val="000000"/>
+        </w:rPr>
+      </w:pPr>
+      <w:r>
+        <w:rPr>
+          <w:color w:val="000000"/>
+        </w:rPr>
         <w:t>8. Shall I open the door?</w:t>
       </w:r>
     </w:p>
     <w:p>
-      <w:r>
+      <w:pPr>
+        <w:spacing w:after="160"/>
+        <w:rPr>
+          <w:color w:val="000000"/>
+        </w:rPr>
+      </w:pPr>
+      <w:r>
+        <w:rPr>
+          <w:color w:val="000000"/>
+        </w:rPr>
         <w:t>9. When young, we would play outside.</w:t>
       </w:r>
     </w:p>
     <w:p>
-      <w:r>
+      <w:pPr>
+        <w:spacing w:after="160"/>
+        <w:rPr>
+          <w:color w:val="000000"/>
+        </w:rPr>
+      </w:pPr>
+      <w:r>
+        <w:rPr>
+          <w:color w:val="000000"/>
+        </w:rPr>
         <w:t>10. I used to be shy when I was a child.</w:t>
       </w:r>
     </w:p>
     <w:p>
       <w:pPr>
         <w:pStyle w:val="Heading1"/>
+        <w:spacing w:before="240"/>
       </w:pPr>
       <w:r>
         <w:t>PHẦN 8</w:t>
       </w:r>
     </w:p>
     <w:p>
-      <w:r>
+      <w:pPr>
+        <w:spacing w:after="160"/>
+        <w:rPr>
+          <w:color w:val="000000"/>
+        </w:rPr>
+      </w:pPr>
+      <w:r>
+        <w:rPr>
+          <w:color w:val="000000"/>
+        </w:rPr>
         <w:t>1. I think it will rain tomorrow.</w:t>
       </w:r>
     </w:p>
     <w:p>
-      <w:r>
+      <w:pPr>
+        <w:spacing w:after="160"/>
+        <w:rPr>
+          <w:color w:val="000000"/>
+        </w:rPr>
+      </w:pPr>
+      <w:r>
+        <w:rPr>
+          <w:color w:val="000000"/>
+        </w:rPr>
         <w:t>2. I will help you.</w:t>
       </w:r>
     </w:p>
     <w:p>
-      <w:r>
+      <w:pPr>
+        <w:spacing w:after="160"/>
+        <w:rPr>
+          <w:color w:val="000000"/>
+        </w:rPr>
+      </w:pPr>
+      <w:r>
+        <w:rPr>
+          <w:color w:val="000000"/>
+        </w:rPr>
         <w:t>3. Would you open the window, please?</w:t>
       </w:r>
     </w:p>
     <w:p>
-      <w:r>
+      <w:pPr>
+        <w:spacing w:after="160"/>
+        <w:rPr>
+          <w:color w:val="000000"/>
+        </w:rPr>
+      </w:pPr>
+      <w:r>
+        <w:rPr>
+          <w:color w:val="000000"/>
+        </w:rPr>
         <w:t>4. Would you like some tea?</w:t>
       </w:r>
     </w:p>
     <w:p>
-      <w:r>
+      <w:pPr>
+        <w:spacing w:after="160"/>
+        <w:rPr>
+          <w:color w:val="000000"/>
+        </w:rPr>
+      </w:pPr>
+      <w:r>
+        <w:rPr>
+          <w:color w:val="000000"/>
+        </w:rPr>
         <w:t>5. Shall I call a taxi?</w:t>
       </w:r>
     </w:p>
     <w:p>
-      <w:r>
+      <w:pPr>
+        <w:spacing w:after="160"/>
+        <w:rPr>
+          <w:color w:val="000000"/>
+        </w:rPr>
+      </w:pPr>
+      <w:r>
+        <w:rPr>
+          <w:color w:val="000000"/>
+        </w:rPr>
         <w:t>6. Shall we begin?</w:t>
       </w:r>
     </w:p>
     <w:p>
-      <w:r>
+      <w:pPr>
+        <w:spacing w:after="160"/>
+        <w:rPr>
+          <w:color w:val="000000"/>
+        </w:rPr>
+      </w:pPr>
+      <w:r>
+        <w:rPr>
+          <w:color w:val="000000"/>
+        </w:rPr>
         <w:t>7. If I had time, I would travel more.</w:t>
       </w:r>
     </w:p>
     <w:p>
-      <w:r>
+      <w:pPr>
+        <w:spacing w:after="160"/>
+        <w:rPr>
+          <w:color w:val="000000"/>
+        </w:rPr>
+      </w:pPr>
+      <w:r>
+        <w:rPr>
+          <w:color w:val="000000"/>
+        </w:rPr>
         <w:t>8. When we were children, we would play outside every evening.</w:t>
       </w:r>
     </w:p>
     <w:p>
-      <w:r>
+      <w:pPr>
+        <w:spacing w:after="160"/>
+        <w:rPr>
+          <w:color w:val="000000"/>
+        </w:rPr>
+      </w:pPr>
+      <w:r>
+        <w:rPr>
+          <w:color w:val="000000"/>
+        </w:rPr>
         <w:t>9. He won't listen to me.</w:t>
       </w:r>
     </w:p>
     <w:p>
-      <w:r>
+      <w:pPr>
+        <w:spacing w:after="160"/>
+        <w:rPr>
+          <w:color w:val="000000"/>
+        </w:rPr>
+      </w:pPr>
+      <w:r>
+        <w:rPr>
+          <w:color w:val="000000"/>
+        </w:rPr>
         <w:t>10. Would you like to join us?</w:t>
       </w:r>
     </w:p>
     <w:p>
       <w:pPr>
         <w:pStyle w:val="Heading1"/>
+        <w:spacing w:before="240"/>
       </w:pPr>
       <w:r>
         <w:t>PHẦN 9</w:t>
       </w:r>
     </w:p>
     <w:p>
-      <w:r>
+      <w:pPr>
+        <w:spacing w:after="160"/>
+        <w:rPr>
+          <w:color w:val="000000"/>
+        </w:rPr>
+      </w:pPr>
+      <w:r>
+        <w:rPr>
+          <w:color w:val="000000"/>
+        </w:rPr>
         <w:t>1. It will be nice.</w:t>
       </w:r>
     </w:p>
     <w:p>
-      <w:r>
+      <w:pPr>
+        <w:spacing w:after="160"/>
+        <w:rPr>
+          <w:color w:val="000000"/>
+        </w:rPr>
+      </w:pPr>
+      <w:r>
+        <w:rPr>
+          <w:color w:val="000000"/>
+        </w:rPr>
         <w:t>2. She suggests having a picnic.</w:t>
       </w:r>
     </w:p>
     <w:p>
-      <w:r>
+      <w:pPr>
+        <w:spacing w:after="160"/>
+        <w:rPr>
+          <w:color w:val="000000"/>
+        </w:rPr>
+      </w:pPr>
+      <w:r>
+        <w:rPr>
+          <w:color w:val="000000"/>
+        </w:rPr>
         <w:t>3. To the lake.</w:t>
       </w:r>
     </w:p>
     <w:p>
-      <w:r>
+      <w:pPr>
+        <w:spacing w:after="160"/>
+        <w:rPr>
+          <w:color w:val="000000"/>
+        </w:rPr>
+      </w:pPr>
+      <w:r>
+        <w:rPr>
+          <w:color w:val="000000"/>
+        </w:rPr>
         <w:t>4. Some drinks.</w:t>
       </w:r>
     </w:p>
     <w:p>
-      <w:r>
+      <w:pPr>
+        <w:spacing w:after="160"/>
+        <w:rPr>
+          <w:color w:val="000000"/>
+        </w:rPr>
+      </w:pPr>
+      <w:r>
+        <w:rPr>
+          <w:color w:val="000000"/>
+        </w:rPr>
         <w:t>5. Juice and water.</w:t>
       </w:r>
     </w:p>
     <w:p>
-      <w:r>
+      <w:pPr>
+        <w:spacing w:after="160"/>
+        <w:rPr>
+          <w:color w:val="000000"/>
+        </w:rPr>
+      </w:pPr>
+      <w:r>
+        <w:rPr>
+          <w:color w:val="000000"/>
+        </w:rPr>
         <w:t>6. Sandwiches.</w:t>
       </w:r>
     </w:p>
     <w:p>
-      <w:r>
+      <w:pPr>
+        <w:spacing w:after="160"/>
+        <w:rPr>
+          <w:color w:val="000000"/>
+        </w:rPr>
+      </w:pPr>
+      <w:r>
+        <w:rPr>
+          <w:color w:val="000000"/>
+        </w:rPr>
         <w:t>7. Fruit.</w:t>
       </w:r>
     </w:p>
     <w:p>
-      <w:r>
+      <w:pPr>
+        <w:spacing w:after="160"/>
+        <w:rPr>
+          <w:color w:val="000000"/>
+        </w:rPr>
+      </w:pPr>
+      <w:r>
+        <w:rPr>
+          <w:color w:val="000000"/>
+        </w:rPr>
         <w:t>8. Mai.</w:t>
       </w:r>
     </w:p>
     <w:p>
-      <w:r>
+      <w:pPr>
+        <w:spacing w:after="160"/>
+        <w:rPr>
+          <w:color w:val="000000"/>
+        </w:rPr>
+      </w:pPr>
+      <w:r>
+        <w:rPr>
+          <w:color w:val="000000"/>
+        </w:rPr>
         <w:t>9. Yes, she would.</w:t>
       </w:r>
     </w:p>
     <w:p>
-      <w:r>
+      <w:pPr>
+        <w:spacing w:after="160"/>
+        <w:rPr>
+          <w:color w:val="000000"/>
+        </w:rPr>
+      </w:pPr>
+      <w:r>
+        <w:rPr>
+          <w:color w:val="000000"/>
+        </w:rPr>
         <w:t>10. Shall: “Shall we have a picnic?”, “Where shall we go?”; Would: “Would you bring...?”, “Would you like me...?”</w:t>
       </w:r>
     </w:p>
     <w:p>
       <w:pPr>
         <w:pStyle w:val="Heading1"/>
+        <w:spacing w:before="240"/>
       </w:pPr>
       <w:r>
         <w:t>PHẦN 10</w:t>
       </w:r>
     </w:p>
     <w:p>
-      <w:r>
+      <w:pPr>
+        <w:spacing w:after="160"/>
+        <w:rPr>
+          <w:color w:val="000000"/>
+        </w:rPr>
+      </w:pPr>
+      <w:r>
+        <w:rPr>
+          <w:color w:val="000000"/>
+        </w:rPr>
         <w:t>1. I will call you.</w:t>
       </w:r>
     </w:p>
     <w:p>
-      <w:r>
+      <w:pPr>
+        <w:spacing w:after="160"/>
+        <w:rPr>
+          <w:color w:val="000000"/>
+        </w:rPr>
+      </w:pPr>
+      <w:r>
+        <w:rPr>
+          <w:color w:val="000000"/>
+        </w:rPr>
         <w:t>2. She won't be late.</w:t>
       </w:r>
     </w:p>
     <w:p>
-      <w:r>
+      <w:pPr>
+        <w:spacing w:after="160"/>
+        <w:rPr>
+          <w:color w:val="000000"/>
+        </w:rPr>
+      </w:pPr>
+      <w:r>
+        <w:rPr>
+          <w:color w:val="000000"/>
+        </w:rPr>
         <w:t>3. Would you help me?</w:t>
       </w:r>
     </w:p>
     <w:p>
-      <w:r>
+      <w:pPr>
+        <w:spacing w:after="160"/>
+        <w:rPr>
+          <w:color w:val="000000"/>
+        </w:rPr>
+      </w:pPr>
+      <w:r>
+        <w:rPr>
+          <w:color w:val="000000"/>
+        </w:rPr>
         <w:t>4. Would you like some coffee?</w:t>
       </w:r>
     </w:p>
     <w:p>
-      <w:r>
+      <w:pPr>
+        <w:spacing w:after="160"/>
+        <w:rPr>
+          <w:color w:val="000000"/>
+        </w:rPr>
+      </w:pPr>
+      <w:r>
+        <w:rPr>
+          <w:color w:val="000000"/>
+        </w:rPr>
         <w:t>5. Shall I open the door?</w:t>
       </w:r>
     </w:p>
     <w:p>
-      <w:r>
+      <w:pPr>
+        <w:spacing w:after="160"/>
+        <w:rPr>
+          <w:color w:val="000000"/>
+        </w:rPr>
+      </w:pPr>
+      <w:r>
+        <w:rPr>
+          <w:color w:val="000000"/>
+        </w:rPr>
         <w:t>6. Shall we start now?</w:t>
       </w:r>
     </w:p>
     <w:p>
-      <w:r>
+      <w:pPr>
+        <w:spacing w:after="160"/>
+        <w:rPr>
+          <w:color w:val="000000"/>
+        </w:rPr>
+      </w:pPr>
+      <w:r>
+        <w:rPr>
+          <w:color w:val="000000"/>
+        </w:rPr>
         <w:t>7. I would travel if I had money.</w:t>
       </w:r>
     </w:p>
     <w:p>
-      <w:r>
+      <w:pPr>
+        <w:spacing w:after="160"/>
+        <w:rPr>
+          <w:color w:val="000000"/>
+        </w:rPr>
+      </w:pPr>
+      <w:r>
+        <w:rPr>
+          <w:color w:val="000000"/>
+        </w:rPr>
         <w:t>8. We would play outside as children.</w:t>
       </w:r>
     </w:p>
     <w:p>
-      <w:r>
+      <w:pPr>
+        <w:spacing w:after="160"/>
+        <w:rPr>
+          <w:color w:val="000000"/>
+        </w:rPr>
+      </w:pPr>
+      <w:r>
+        <w:rPr>
+          <w:color w:val="000000"/>
+        </w:rPr>
         <w:t>9. He won't listen.</w:t>
       </w:r>
     </w:p>
     <w:p>
-      <w:r>
+      <w:pPr>
+        <w:spacing w:after="160"/>
+        <w:rPr>
+          <w:color w:val="000000"/>
+        </w:rPr>
+      </w:pPr>
+      <w:r>
+        <w:rPr>
+          <w:color w:val="000000"/>
+        </w:rPr>
         <w:t>10. Where shall we meet?</w:t>
       </w:r>
     </w:p>
-    <w:p/>
+    <w:p>
+      <w:pPr>
+        <w:rPr>
+          <w:color w:val="000000"/>
+        </w:rPr>
+      </w:pPr>
+    </w:p>
     <w:sectPr>
       <w:pgSz w:w="12240" w:h="15840"/>
       <w:pgMar w:top="850" w:right="1134" w:bottom="850" w:left="1134" w:header="720" w:footer="720" w:gutter="0"/>
